--- a/docs/manuel-erp-finance-2026-08.docx
+++ b/docs/manuel-erp-finance-2026-08.docx
@@ -95,13 +95,13 @@
           <w:b/>
           <w:bCs/>
         </w:rPr>
-        <w:t xml:space="preserve">Suivre l'argent séquestré</w:t>
-      </w:r>
-      <w:r>
-        <w:t xml:space="preserve"> </w:t>
-      </w:r>
-      <w:r>
-        <w:t xml:space="preserve">: combien est actuellement bloqué en séquestre (en attente de livraison) et combien a été libéré aux vendeurs sur la période.</w:t>
+        <w:t xml:space="preserve">Surveiller les reliquats de séquestre</w:t>
+      </w:r>
+      <w:r>
+        <w:t xml:space="preserve"> </w:t>
+      </w:r>
+      <w:r>
+        <w:t xml:space="preserve">: combien reste bloqué (mécanisme hérité, voir l'encadré ci-dessous) et combien a été libéré aux vendeurs sur la période.</w:t>
       </w:r>
     </w:p>
     <w:p>
@@ -243,6 +243,56 @@
       </w:r>
       <w:r>
         <w:t xml:space="preserve">: il ne dépend pas de la période choisie (voir « Limites connues »).</w:t>
+      </w:r>
+    </w:p>
+    <w:p>
+      <w:pPr>
+        <w:pStyle w:val="BlockText"/>
+      </w:pPr>
+      <w:r>
+        <w:rPr>
+          <w:b/>
+          <w:bCs/>
+        </w:rPr>
+        <w:t xml:space="preserve">Le séquestre est en retrait.</w:t>
+      </w:r>
+      <w:r>
+        <w:t xml:space="preserve"> </w:t>
+      </w:r>
+      <w:r>
+        <w:t xml:space="preserve">Le modèle de paiement de Pièces est désormais le</w:t>
+      </w:r>
+      <w:r>
+        <w:t xml:space="preserve"> </w:t>
+      </w:r>
+      <w:r>
+        <w:rPr>
+          <w:b/>
+          <w:bCs/>
+        </w:rPr>
+        <w:t xml:space="preserve">paiement direct</w:t>
+      </w:r>
+      <w:r>
+        <w:t xml:space="preserve"> </w:t>
+      </w:r>
+      <w:r>
+        <w:t xml:space="preserve">: l'acheteur règle en ligne à la commande ou au livreur à la remise, aucun fonds n'est bloqué, et le vendeur est payé immédiatement à l'encaissement. Les cartes « Escrow bloqué » et la colonne « Escrow en cours » décrivent un mécanisme hérité que l'écran affiche encore.</w:t>
+      </w:r>
+      <w:r>
+        <w:t xml:space="preserve"> </w:t>
+      </w:r>
+      <w:r>
+        <w:rPr>
+          <w:b/>
+          <w:bCs/>
+        </w:rPr>
+        <w:t xml:space="preserve">Sous le paiement direct, ces montants doivent tendre vers zéro</w:t>
+      </w:r>
+      <w:r>
+        <w:t xml:space="preserve"> </w:t>
+      </w:r>
+      <w:r>
+        <w:t xml:space="preserve">: tout solde non nul est un reliquat de commandes anciennes, ou le signe qu'une commande a été encaissée sans être versée. C'est à lire comme une anomalie à résorber, plus comme un indicateur normal d'activité.</w:t>
       </w:r>
     </w:p>
     <w:p>
@@ -549,7 +599,7 @@
         <w:t xml:space="preserve"> </w:t>
       </w:r>
       <w:r>
-        <w:t xml:space="preserve">— argent actuellement séquestré (commandes payées, pas encore libérées aux vendeurs).</w:t>
+        <w:t xml:space="preserve">— argent encore séquestré (commandes payées, pas encore versées aux vendeurs).</w:t>
       </w:r>
       <w:r>
         <w:t xml:space="preserve"> </w:t>
@@ -565,7 +615,7 @@
         <w:t xml:space="preserve"> </w:t>
       </w:r>
       <w:r>
-        <w:t xml:space="preserve">: cette carte ne change pas avec la période.</w:t>
+        <w:t xml:space="preserve">: cette carte ne change pas avec la période. Sous le paiement direct, elle doit tendre vers zéro.</w:t>
       </w:r>
     </w:p>
     <w:p>
@@ -976,7 +1026,7 @@
         <w:t xml:space="preserve"> </w:t>
       </w:r>
       <w:r>
-        <w:t xml:space="preserve">: une forte colonne « Escrow en cours » chez un seul vendeur signifie beaucoup de commandes payées non livrées — vérifiez qu'il expédie.</w:t>
+        <w:t xml:space="preserve">: une forte colonne « Escrow en cours » chez un seul vendeur signifie des commandes encaissées et non versées — vérifiez qu'il expédie, et que le versement immédiat a bien eu lieu.</w:t>
       </w:r>
     </w:p>
     <w:bookmarkEnd w:id="26"/>
@@ -1751,13 +1801,13 @@
           <w:b/>
           <w:bCs/>
         </w:rPr>
-        <w:t xml:space="preserve">Surveillez le séquestre comme une dette</w:t>
-      </w:r>
-      <w:r>
-        <w:t xml:space="preserve"> </w:t>
-      </w:r>
-      <w:r>
-        <w:t xml:space="preserve">: l'« Escrow bloqué » appartient aux clients tant que la livraison n'est pas confirmée.</w:t>
+        <w:t xml:space="preserve">Surveillez le séquestre comme une dette à éteindre</w:t>
+      </w:r>
+      <w:r>
+        <w:t xml:space="preserve"> </w:t>
+      </w:r>
+      <w:r>
+        <w:t xml:space="preserve">: sous le paiement direct, l'« Escrow bloqué » ne devrait plus se remplir. Ce qui y reste est dû — au client si la pièce n'a pas été remise, au vendeur si elle l'a été.</w:t>
       </w:r>
     </w:p>
     <w:bookmarkEnd w:id="35"/>
@@ -1982,7 +2032,11 @@
     </w:p>
     <w:bookmarkEnd w:id="36"/>
     <w:bookmarkEnd w:id="37"/>
-    <w:sectPr/>
+    <w:sectPr>
+      <w:footnotePr>
+        <w:numRestart w:val="eachSect"/>
+      </w:footnotePr>
+    </w:sectPr>
   </w:body>
 </w:document>
 </file>
@@ -2489,8 +2543,6 @@
     </w:pPr>
     <w:rPr>
       <w:rFonts w:asciiTheme="majorHAnsi" w:cstheme="majorBidi" w:eastAsiaTheme="majorEastAsia" w:hAnsiTheme="majorHAnsi"/>
-      <w:spacing w:val="-10"/>
-      <w:kern w:val="28"/>
       <w:sz w:val="56"/>
       <w:szCs w:val="56"/>
     </w:rPr>
@@ -2503,8 +2555,6 @@
     <w:rsid w:val="00A10FD9"/>
     <w:rPr>
       <w:rFonts w:asciiTheme="majorHAnsi" w:cstheme="majorBidi" w:eastAsiaTheme="majorEastAsia" w:hAnsiTheme="majorHAnsi"/>
-      <w:spacing w:val="-10"/>
-      <w:kern w:val="28"/>
       <w:sz w:val="56"/>
       <w:szCs w:val="56"/>
     </w:rPr>
@@ -2545,23 +2595,31 @@
   </w:style>
   <w:style w:customStyle="1" w:styleId="Author" w:type="paragraph">
     <w:name w:val="Author"/>
+    <w:basedOn w:val="Title"/>
     <w:next w:val="BodyText"/>
     <w:qFormat/>
     <w:pPr>
       <w:keepNext/>
       <w:keepLines/>
-      <w:jc w:val="center"/>
     </w:pPr>
+    <w:rPr>
+      <w:sz w:val="24"/>
+      <w:szCs w:val="24"/>
+    </w:rPr>
   </w:style>
   <w:style w:styleId="Date" w:type="paragraph">
     <w:name w:val="Date"/>
+    <w:basedOn w:val="Title"/>
     <w:next w:val="BodyText"/>
     <w:qFormat/>
     <w:pPr>
       <w:keepNext/>
       <w:keepLines/>
-      <w:jc w:val="center"/>
     </w:pPr>
+    <w:rPr>
+      <w:sz w:val="24"/>
+      <w:szCs w:val="24"/>
+    </w:rPr>
   </w:style>
   <w:style w:customStyle="1" w:styleId="AbstractTitle" w:type="paragraph">
     <w:name w:val="Abstract Title"/>
